--- a/fanfic/ffn_upload/ch20.docx
+++ b/fanfic/ffn_upload/ch20.docx
@@ -24,7 +24,7 @@
         <w:pStyle w:val="BodyText"/>
       </w:pPr>
       <w:r>
-        <w:t xml:space="preserve">Rex read the second ping three times to be sure. It had come in at 0210 on the same false channel as the first: a Coruscant Guard power-cell fault, a class of fault that hadn’t existed for two years, reported from a substation grid that didn’t exist either. Run through the old check-in cipher, the grid became a place, and the place became a joke only two men in the galaxy would get.</w:t>
+        <w:t xml:space="preserve">Rex read the second ping three times to be sure. It had come in at 0210 the night before, on the same false channel as the first: a Coruscant Guard power-cell fault, a class of fault that hadn’t existed for two years, reported from a substation grid that didn’t exist either. Run through the old check-in cipher, the grid became a place, and the place became a joke only two men in the galaxy would get.</w:t>
       </w:r>
       <w:r>
         <w:t xml:space="preserve"> </w:t>
@@ -112,7 +112,7 @@
         <w:pStyle w:val="BodyText"/>
       </w:pPr>
       <w:r>
-        <w:t xml:space="preserve">She was still sitting in her cradle at the fleet yards because Major Teva Rusk’s team had arrived at dawn with a crate the Judiciary refused to let anyone else touch, and the Judiciary’s paperwork had to be stamped by the Admiralty, and the Admiralty’s stamp had to be countersigned by an office that answered to Admiral Tarkin, and Admiral Tarkin, it turned out, was at a dinner. Rex had watched General Skywalker take that news in the hangar with his jaw locked and his mechanical hand closing slowly on nothing. Then the General had turned around and walked away without a word, which was worse than shouting.</w:t>
+        <w:t xml:space="preserve">She was still sitting in her cradle at the fleet yards because Major Teva Rusk’s team had arrived at dawn with a sealed case the Judiciary refused to let anyone else touch, and the Judiciary’s paperwork had to be stamped by the Admiralty, and the Admiralty’s stamp had to be countersigned by an office that answered to Admiral Tarkin, and Admiral Tarkin, it turned out, was at a dinner. Rex had watched General Skywalker take that news in the hangar with his jaw locked and his mechanical hand closing slowly on nothing. Then the General had turned around and walked away without a word, which was worse than shouting.</w:t>
       </w:r>
     </w:p>
     <w:p>
@@ -468,7 +468,7 @@
         <w:pStyle w:val="BodyText"/>
       </w:pPr>
       <w:r>
-        <w:t xml:space="preserve">He knew the shape of it before he’d finished decoding it, the way you know a voice in the dark. He had written that code himself on a shipping crate on Christophsis, with a fourteen-year-old Togruta rolling her eyes at him from the other side, and he had made her repeat it until she could do it with her eyes shut.</w:t>
+        <w:t xml:space="preserve">He knew the shape of it before he’d finished decoding it, the way you know a voice in the dark. He had written that code himself on a shipping crate on Christophsis, with a fourteen-year-old Padawan rolling her eyes at him from the other side, and he had made her repeat it until she could do it with her eyes shut.</w:t>
       </w:r>
       <w:r>
         <w:t xml:space="preserve"> </w:t>
@@ -492,7 +492,7 @@
         <w:pStyle w:val="BodyText"/>
       </w:pPr>
       <w:r>
-        <w:t xml:space="preserve">The signal had come up the old 501st field band, the one nobody had used since they’d changed the codes after Umbara. Nobody watched it anymore. Nobody but him.</w:t>
+        <w:t xml:space="preserve">The signal had come up the old 501st field band, the one nobody had used since they’d changed the codes after Umbara. Nobody watched it anymore. Nobody but him. The header stamp told him the rest: the code had crawled in from the Outer Rim through public relays, one cheap booster to the next, and arrived most of a day late.</w:t>
       </w:r>
     </w:p>
     <w:p>
@@ -583,7 +583,7 @@
         <w:pStyle w:val="BodyText"/>
       </w:pPr>
       <w:r>
-        <w:t xml:space="preserve">He was thin. That was the first thing. Not lean the way they’d all been lean, but scraped down, the bones of his face standing out under skin that had gone grey and slick with fever. His hair had grown out into a dark uneven scrub. He wore a laborer’s coat two sizes too large, stained along one side, and his left arm was tucked inside it against his chest. The five inked at his temple was still there. So was the grin, sort of. It looked like it hurt him to do it.</w:t>
+        <w:t xml:space="preserve">He was thin. That was the first thing. Not lean the way they’d all been lean, but scraped down, the bones of his face standing out under skin that had gone grey and slick with fever. Somebody had scraped his head down to stubble, badly, without a mirror. He wore a laborer’s coat two sizes too large, stained along one side, and his left arm was tucked inside it against his chest. The five inked at his temple was still there. So was the grin, sort of. It looked like it hurt him to do it.</w:t>
       </w:r>
     </w:p>
     <w:p>
@@ -818,7 +818,7 @@
         <w:t xml:space="preserve">“</w:t>
       </w:r>
       <w:r>
-        <w:t xml:space="preserve">Lifted them off a Guard patrol kit two nights after. Along with the comlink. Figured they owed me.</w:t>
+        <w:t xml:space="preserve">Lifted them off a Guard patrol kit two nights after. Comlink I already had, off a belt the night I ran. Figured they owed me.</w:t>
       </w:r>
       <w:r>
         <w:t xml:space="preserve">”</w:t>
@@ -1172,7 +1172,23 @@
         <w:t xml:space="preserve">“</w:t>
       </w:r>
       <w:r>
-        <w:t xml:space="preserve">It’s not a tumor. It’s a switch, Rex. AZI-3 showed me the structure. It’s built to be turned on. And when Tup’s switched on, he did what it told him. He kept saying it — good soldiers follow orders. You heard him. Over and over, like a recording. He didn’t hate her. He didn’t hate anyone. Something reached in and moved his hand.</w:t>
+        <w:t xml:space="preserve">It’s not a tumor. It’s a switch, Rex. AZI-3 showed me the structure. It’s built to be turned on. And when Tup’s switched on, he did what it told him. He kept saying it —</w:t>
+      </w:r>
+      <w:r>
+        <w:t xml:space="preserve"> </w:t>
+      </w:r>
+      <w:r>
+        <w:rPr>
+          <w:iCs/>
+          <w:i/>
+        </w:rPr>
+        <w:t xml:space="preserve">it was the order.</w:t>
+      </w:r>
+      <w:r>
+        <w:t xml:space="preserve"> </w:t>
+      </w:r>
+      <w:r>
+        <w:t xml:space="preserve">You heard him. Over and over, like a recording. He didn’t hate her. He didn’t hate anyone. Something reached in and moved his hand.</w:t>
       </w:r>
       <w:r>
         <w:t xml:space="preserve">”</w:t>
@@ -1660,7 +1676,7 @@
         <w:t xml:space="preserve">“</w:t>
       </w:r>
       <w:r>
-        <w:t xml:space="preserve">But if a captain in the 501st asks the medics for a brain scan two weeks after one of his men was declared a traitor and another was declared a lunatic, how long do you think it takes before somebody in an office notices? If I start acting different, they’ll look. Right now they’re not looking at me. That’s the only thing I’ve got worth anything.</w:t>
+        <w:t xml:space="preserve">But if a captain in the 501st asks the medics for a brain scan three weeks after one of his men was declared a traitor and another was declared a lunatic, how long do you think it takes before somebody in an office notices? If I start acting different, they’ll look. Right now they’re not looking at me. That’s the only thing I’ve got worth anything.</w:t>
       </w:r>
       <w:r>
         <w:t xml:space="preserve">”</w:t>
@@ -2094,7 +2110,7 @@
         <w:t xml:space="preserve">“</w:t>
       </w:r>
       <w:r>
-        <w:t xml:space="preserve">That came in two hours ago on the old band. Position’s Florrum. She says she can fight, and she’s not alone.</w:t>
+        <w:t xml:space="preserve">That came in last thing before I left, on the old band. Position’s Florrum. She says she can fight, and she’s not alone.</w:t>
       </w:r>
       <w:r>
         <w:t xml:space="preserve">”</w:t>
@@ -3199,7 +3215,7 @@
         <w:pStyle w:val="BodyText"/>
       </w:pPr>
       <w:r>
-        <w:t xml:space="preserve">They watched Coruscant fall away under them, the towers turning to a gold scatter, the scatter to a curve. Rex thought of a scrap hauler two hours ahead of them on a very different lane, and a man asleep between two bins in its hold, and held his face still.</w:t>
+        <w:t xml:space="preserve">They watched Coruscant fall away under them, the towers turning to a gold scatter, the scatter to a curve. Rex thought of a scrap hauler six hours ahead of them on a very different lane, and a man asleep between two bins in its hold, and held his face still.</w:t>
       </w:r>
     </w:p>
     <w:p>
